--- a/_site/cursos/pre_economia/2014-i/sesiones/01-conceptos-basicos-de-economia/index.docx
+++ b/_site/cursos/pre_economia/2014-i/sesiones/01-conceptos-basicos-de-economia/index.docx
@@ -1457,7 +1457,7 @@
       </w:r>
     </w:p>
     <w:bookmarkEnd w:id="38"/>
-    <w:bookmarkStart w:id="67" w:name="publicaciones-similares"/>
+    <w:bookmarkStart w:id="41" w:name="publicaciones-similares"/>
     <w:p>
       <w:pPr>
         <w:pStyle w:val="Heading1"/>
@@ -1503,18 +1503,19 @@
           <w:numId w:val="1010"/>
         </w:numPr>
       </w:pPr>
-      <w:hyperlink r:id="rId41"/>
-      <w:r>
-        <w:t xml:space="preserve"> </w:t>
-      </w:r>
-      <w:hyperlink r:id="rId42">
-        <w:r>
-          <w:rPr>
-            <w:rStyle w:val="Hyperlink"/>
-          </w:rPr>
-          <w:t xml:space="preserve">Necesidades humanas y clasificación bienes</w:t>
-        </w:r>
-      </w:hyperlink>
+      <w:r>
+        <w:t xml:space="preserve">Necesidades humanas y clasificación bienes</w:t>
+      </w:r>
+      <w:r>
+        <w:t xml:space="preserve"> </w:t>
+      </w:r>
+      <w:r>
+        <w:rPr>
+          <w:i/>
+          <w:iCs/>
+        </w:rPr>
+        <w:t xml:space="preserve">(en preparación)</w:t>
+      </w:r>
     </w:p>
     <w:p>
       <w:pPr>
@@ -1524,18 +1525,19 @@
           <w:numId w:val="1010"/>
         </w:numPr>
       </w:pPr>
-      <w:hyperlink r:id="rId43"/>
-      <w:r>
-        <w:t xml:space="preserve"> </w:t>
-      </w:r>
-      <w:hyperlink r:id="rId44">
-        <w:r>
-          <w:rPr>
-            <w:rStyle w:val="Hyperlink"/>
-          </w:rPr>
-          <w:t xml:space="preserve">Teoría de la producción introductoria</w:t>
-        </w:r>
-      </w:hyperlink>
+      <w:r>
+        <w:t xml:space="preserve">Teoría de la producción introductoria</w:t>
+      </w:r>
+      <w:r>
+        <w:t xml:space="preserve"> </w:t>
+      </w:r>
+      <w:r>
+        <w:rPr>
+          <w:i/>
+          <w:iCs/>
+        </w:rPr>
+        <w:t xml:space="preserve">(en preparación)</w:t>
+      </w:r>
     </w:p>
     <w:p>
       <w:pPr>
@@ -1545,18 +1547,19 @@
           <w:numId w:val="1010"/>
         </w:numPr>
       </w:pPr>
-      <w:hyperlink r:id="rId45"/>
-      <w:r>
-        <w:t xml:space="preserve"> </w:t>
-      </w:r>
-      <w:hyperlink r:id="rId46">
-        <w:r>
-          <w:rPr>
-            <w:rStyle w:val="Hyperlink"/>
-          </w:rPr>
-          <w:t xml:space="preserve">Teoría de costos de producción</w:t>
-        </w:r>
-      </w:hyperlink>
+      <w:r>
+        <w:t xml:space="preserve">Teoría de costos de producción</w:t>
+      </w:r>
+      <w:r>
+        <w:t xml:space="preserve"> </w:t>
+      </w:r>
+      <w:r>
+        <w:rPr>
+          <w:i/>
+          <w:iCs/>
+        </w:rPr>
+        <w:t xml:space="preserve">(en preparación)</w:t>
+      </w:r>
     </w:p>
     <w:p>
       <w:pPr>
@@ -1566,18 +1569,19 @@
           <w:numId w:val="1010"/>
         </w:numPr>
       </w:pPr>
-      <w:hyperlink r:id="rId47"/>
-      <w:r>
-        <w:t xml:space="preserve"> </w:t>
-      </w:r>
-      <w:hyperlink r:id="rId48">
-        <w:r>
-          <w:rPr>
-            <w:rStyle w:val="Hyperlink"/>
-          </w:rPr>
-          <w:t xml:space="preserve">‘Oferta y demanda: equilibrio de mercado’</w:t>
-        </w:r>
-      </w:hyperlink>
+      <w:r>
+        <w:t xml:space="preserve">Oferta y demanda: equilibrio de mercado</w:t>
+      </w:r>
+      <w:r>
+        <w:t xml:space="preserve"> </w:t>
+      </w:r>
+      <w:r>
+        <w:rPr>
+          <w:i/>
+          <w:iCs/>
+        </w:rPr>
+        <w:t xml:space="preserve">(en preparación)</w:t>
+      </w:r>
     </w:p>
     <w:p>
       <w:pPr>
@@ -1587,18 +1591,19 @@
           <w:numId w:val="1010"/>
         </w:numPr>
       </w:pPr>
-      <w:hyperlink r:id="rId49"/>
-      <w:r>
-        <w:t xml:space="preserve"> </w:t>
-      </w:r>
-      <w:hyperlink r:id="rId50">
-        <w:r>
-          <w:rPr>
-            <w:rStyle w:val="Hyperlink"/>
-          </w:rPr>
-          <w:t xml:space="preserve">Tipos de mercados económicos</w:t>
-        </w:r>
-      </w:hyperlink>
+      <w:r>
+        <w:t xml:space="preserve">Tipos de mercados económicos</w:t>
+      </w:r>
+      <w:r>
+        <w:t xml:space="preserve"> </w:t>
+      </w:r>
+      <w:r>
+        <w:rPr>
+          <w:i/>
+          <w:iCs/>
+        </w:rPr>
+        <w:t xml:space="preserve">(en preparación)</w:t>
+      </w:r>
     </w:p>
     <w:p>
       <w:pPr>
@@ -1608,18 +1613,19 @@
           <w:numId w:val="1010"/>
         </w:numPr>
       </w:pPr>
-      <w:hyperlink r:id="rId51"/>
-      <w:r>
-        <w:t xml:space="preserve"> </w:t>
-      </w:r>
-      <w:hyperlink r:id="rId52">
-        <w:r>
-          <w:rPr>
-            <w:rStyle w:val="Hyperlink"/>
-          </w:rPr>
-          <w:t xml:space="preserve">La empresa y sus objetivos</w:t>
-        </w:r>
-      </w:hyperlink>
+      <w:r>
+        <w:t xml:space="preserve">La empresa y sus objetivos</w:t>
+      </w:r>
+      <w:r>
+        <w:t xml:space="preserve"> </w:t>
+      </w:r>
+      <w:r>
+        <w:rPr>
+          <w:i/>
+          <w:iCs/>
+        </w:rPr>
+        <w:t xml:space="preserve">(en preparación)</w:t>
+      </w:r>
     </w:p>
     <w:p>
       <w:pPr>
@@ -1629,18 +1635,19 @@
           <w:numId w:val="1010"/>
         </w:numPr>
       </w:pPr>
-      <w:hyperlink r:id="rId53"/>
-      <w:r>
-        <w:t xml:space="preserve"> </w:t>
-      </w:r>
-      <w:hyperlink r:id="rId54">
-        <w:r>
-          <w:rPr>
-            <w:rStyle w:val="Hyperlink"/>
-          </w:rPr>
-          <w:t xml:space="preserve">Sistema financiero básico</w:t>
-        </w:r>
-      </w:hyperlink>
+      <w:r>
+        <w:t xml:space="preserve">Sistema financiero básico</w:t>
+      </w:r>
+      <w:r>
+        <w:t xml:space="preserve"> </w:t>
+      </w:r>
+      <w:r>
+        <w:rPr>
+          <w:i/>
+          <w:iCs/>
+        </w:rPr>
+        <w:t xml:space="preserve">(en preparación)</w:t>
+      </w:r>
     </w:p>
     <w:p>
       <w:pPr>
@@ -1650,18 +1657,19 @@
           <w:numId w:val="1010"/>
         </w:numPr>
       </w:pPr>
-      <w:hyperlink r:id="rId55"/>
-      <w:r>
-        <w:t xml:space="preserve"> </w:t>
-      </w:r>
-      <w:hyperlink r:id="rId56">
-        <w:r>
-          <w:rPr>
-            <w:rStyle w:val="Hyperlink"/>
-          </w:rPr>
-          <w:t xml:space="preserve">Introducción a la macroeconomía</w:t>
-        </w:r>
-      </w:hyperlink>
+      <w:r>
+        <w:t xml:space="preserve">Introducción a la macroeconomía</w:t>
+      </w:r>
+      <w:r>
+        <w:t xml:space="preserve"> </w:t>
+      </w:r>
+      <w:r>
+        <w:rPr>
+          <w:i/>
+          <w:iCs/>
+        </w:rPr>
+        <w:t xml:space="preserve">(en preparación)</w:t>
+      </w:r>
     </w:p>
     <w:p>
       <w:pPr>
@@ -1671,18 +1679,19 @@
           <w:numId w:val="1010"/>
         </w:numPr>
       </w:pPr>
-      <w:hyperlink r:id="rId57"/>
-      <w:r>
-        <w:t xml:space="preserve"> </w:t>
-      </w:r>
-      <w:hyperlink r:id="rId58">
-        <w:r>
-          <w:rPr>
-            <w:rStyle w:val="Hyperlink"/>
-          </w:rPr>
-          <w:t xml:space="preserve">La inflación</w:t>
-        </w:r>
-      </w:hyperlink>
+      <w:r>
+        <w:t xml:space="preserve">La inflación</w:t>
+      </w:r>
+      <w:r>
+        <w:t xml:space="preserve"> </w:t>
+      </w:r>
+      <w:r>
+        <w:rPr>
+          <w:i/>
+          <w:iCs/>
+        </w:rPr>
+        <w:t xml:space="preserve">(en preparación)</w:t>
+      </w:r>
     </w:p>
     <w:p>
       <w:pPr>
@@ -1692,18 +1701,19 @@
           <w:numId w:val="1010"/>
         </w:numPr>
       </w:pPr>
-      <w:hyperlink r:id="rId59"/>
-      <w:r>
-        <w:t xml:space="preserve"> </w:t>
-      </w:r>
-      <w:hyperlink r:id="rId60">
-        <w:r>
-          <w:rPr>
-            <w:rStyle w:val="Hyperlink"/>
-          </w:rPr>
-          <w:t xml:space="preserve">Rol del sector público en economía</w:t>
-        </w:r>
-      </w:hyperlink>
+      <w:r>
+        <w:t xml:space="preserve">Rol del sector público en economía</w:t>
+      </w:r>
+      <w:r>
+        <w:t xml:space="preserve"> </w:t>
+      </w:r>
+      <w:r>
+        <w:rPr>
+          <w:i/>
+          <w:iCs/>
+        </w:rPr>
+        <w:t xml:space="preserve">(en preparación)</w:t>
+      </w:r>
     </w:p>
     <w:p>
       <w:pPr>
@@ -1713,18 +1723,19 @@
           <w:numId w:val="1010"/>
         </w:numPr>
       </w:pPr>
-      <w:hyperlink r:id="rId61"/>
-      <w:r>
-        <w:t xml:space="preserve"> </w:t>
-      </w:r>
-      <w:hyperlink r:id="rId62">
-        <w:r>
-          <w:rPr>
-            <w:rStyle w:val="Hyperlink"/>
-          </w:rPr>
-          <w:t xml:space="preserve">Indicadores económicos esenciales</w:t>
-        </w:r>
-      </w:hyperlink>
+      <w:r>
+        <w:t xml:space="preserve">Indicadores económicos esenciales</w:t>
+      </w:r>
+      <w:r>
+        <w:t xml:space="preserve"> </w:t>
+      </w:r>
+      <w:r>
+        <w:rPr>
+          <w:i/>
+          <w:iCs/>
+        </w:rPr>
+        <w:t xml:space="preserve">(en preparación)</w:t>
+      </w:r>
     </w:p>
     <w:p>
       <w:pPr>
@@ -1734,18 +1745,19 @@
           <w:numId w:val="1010"/>
         </w:numPr>
       </w:pPr>
-      <w:hyperlink r:id="rId63"/>
-      <w:r>
-        <w:t xml:space="preserve"> </w:t>
-      </w:r>
-      <w:hyperlink r:id="rId64">
-        <w:r>
-          <w:rPr>
-            <w:rStyle w:val="Hyperlink"/>
-          </w:rPr>
-          <w:t xml:space="preserve">Desempleo</w:t>
-        </w:r>
-      </w:hyperlink>
+      <w:r>
+        <w:t xml:space="preserve">Desempleo</w:t>
+      </w:r>
+      <w:r>
+        <w:t xml:space="preserve"> </w:t>
+      </w:r>
+      <w:r>
+        <w:rPr>
+          <w:i/>
+          <w:iCs/>
+        </w:rPr>
+        <w:t xml:space="preserve">(en preparación)</w:t>
+      </w:r>
     </w:p>
     <w:p>
       <w:pPr>
@@ -1755,18 +1767,19 @@
           <w:numId w:val="1010"/>
         </w:numPr>
       </w:pPr>
-      <w:hyperlink r:id="rId65"/>
-      <w:r>
-        <w:t xml:space="preserve"> </w:t>
-      </w:r>
-      <w:hyperlink r:id="rId66">
-        <w:r>
-          <w:rPr>
-            <w:rStyle w:val="Hyperlink"/>
-          </w:rPr>
-          <w:t xml:space="preserve">Comercio internacional</w:t>
-        </w:r>
-      </w:hyperlink>
+      <w:r>
+        <w:t xml:space="preserve">Comercio internacional</w:t>
+      </w:r>
+      <w:r>
+        <w:t xml:space="preserve"> </w:t>
+      </w:r>
+      <w:r>
+        <w:rPr>
+          <w:i/>
+          <w:iCs/>
+        </w:rPr>
+        <w:t xml:space="preserve">(en preparación)</w:t>
+      </w:r>
     </w:p>
     <w:p>
       <w:pPr>
@@ -1776,7 +1789,7 @@
         <w:t xml:space="preserve">Esperamos que encuentres estas publicaciones igualmente interesantes y útiles. ¡Disfruta de la lectura!</w:t>
       </w:r>
     </w:p>
-    <w:bookmarkEnd w:id="67"/>
+    <w:bookmarkEnd w:id="41"/>
     <w:sectPr>
       <w:headerReference r:id="rId8" w:type="even"/>
       <w:headerReference r:id="rId9" w:type="default"/>
